--- a/docs/ecostats_lectures/lecture_02/02_01_lecture_powerpoint.docx
+++ b/docs/ecostats_lectures/lecture_02/02_01_lecture_powerpoint.docx
@@ -349,13 +349,7 @@
         </w:numPr>
       </w:pPr>
       <w:r>
-        <w:t xml:space="preserve">Good data management: owe it to our funding agencies, colleagues,</w:t>
-      </w:r>
-      <w:r>
-        <w:t xml:space="preserve"> </w:t>
-      </w:r>
-      <w:r>
-        <w:t xml:space="preserve">supervisors, and study systems</w:t>
+        <w:t xml:space="preserve">Good data management: owe it to our funding agencies, colleagues, supervisors, and study systems</w:t>
       </w:r>
     </w:p>
     <w:p>
@@ -747,19 +741,7 @@
                 <w:rPr>
                   <w:rStyle w:val="Hyperlink"/>
                 </w:rPr>
-                <w:t xml:space="preserve">Tidy Data</w:t>
-              </w:r>
-              <w:r>
-                <w:rPr>
-                  <w:rStyle w:val="Hyperlink"/>
-                </w:rPr>
-                <w:t xml:space="preserve"> </w:t>
-              </w:r>
-              <w:r>
-                <w:rPr>
-                  <w:rStyle w:val="Hyperlink"/>
-                </w:rPr>
-                <w:t xml:space="preserve">principles</w:t>
+                <w:t xml:space="preserve">Tidy Data principles</w:t>
               </w:r>
             </w:hyperlink>
             <w:r>
@@ -1092,25 +1074,7 @@
               <w:spacing w:before="16"/>
             </w:pPr>
             <w:r>
-              <w:t xml:space="preserve">Let’s examine our pine needle data: - What naming conventions did you</w:t>
-            </w:r>
-            <w:r>
-              <w:t xml:space="preserve"> </w:t>
-            </w:r>
-            <w:r>
-              <w:t xml:space="preserve">choose? - How did you organize the data? - How can you verify data</w:t>
-            </w:r>
-            <w:r>
-              <w:t xml:space="preserve"> </w:t>
-            </w:r>
-            <w:r>
-              <w:t xml:space="preserve">formats (numeric vs categorical)? - What’s your plan for organizing</w:t>
-            </w:r>
-            <w:r>
-              <w:t xml:space="preserve"> </w:t>
-            </w:r>
-            <w:r>
-              <w:t xml:space="preserve">outputs and figures?</w:t>
+              <w:t xml:space="preserve">Let’s examine our pine needle data: - What naming conventions did you choose? - How did you organize the data? - How can you verify data formats (numeric vs categorical)? - What’s your plan for organizing outputs and figures?</w:t>
             </w:r>
           </w:p>
           <w:p>
@@ -2242,13 +2206,7 @@
         <w:pStyle w:val="FirstParagraph"/>
       </w:pPr>
       <w:r>
-        <w:t xml:space="preserve">A good way to organize script files is number them in the order they get</w:t>
-      </w:r>
-      <w:r>
-        <w:t xml:space="preserve"> </w:t>
-      </w:r>
-      <w:r>
-        <w:t xml:space="preserve">run.</w:t>
+        <w:t xml:space="preserve">A good way to organize script files is number them in the order they get run.</w:t>
       </w:r>
     </w:p>
     <w:p>
@@ -2396,7 +2354,7 @@
           <w:rPr>
             <w:rStyle w:val="Hyperlink"/>
           </w:rPr>
-          <w:t xml:space="preserve">Napoleon’s Disastrous Invasion of Russia Detailed in an 1869 Data</w:t>
+          <w:t xml:space="preserve">Napoleon’s Disastrous Invasion of Russia Detailed in an 1869 Data Visualization: It’s Been Called</w:t>
         </w:r>
         <w:r>
           <w:rPr>
@@ -2408,31 +2366,7 @@
           <w:rPr>
             <w:rStyle w:val="Hyperlink"/>
           </w:rPr>
-          <w:t xml:space="preserve">Visualization: It’s Been Called</w:t>
-        </w:r>
-        <w:r>
-          <w:rPr>
-            <w:rStyle w:val="Hyperlink"/>
-          </w:rPr>
-          <w:t xml:space="preserve"> </w:t>
-        </w:r>
-        <w:r>
-          <w:rPr>
-            <w:rStyle w:val="Hyperlink"/>
-          </w:rPr>
-          <w:t xml:space="preserve">“the Best Statistical Graphic Ever</w:t>
-        </w:r>
-        <w:r>
-          <w:rPr>
-            <w:rStyle w:val="Hyperlink"/>
-          </w:rPr>
-          <w:t xml:space="preserve"> </w:t>
-        </w:r>
-        <w:r>
-          <w:rPr>
-            <w:rStyle w:val="Hyperlink"/>
-          </w:rPr>
-          <w:t xml:space="preserve">Drawn”</w:t>
+          <w:t xml:space="preserve">“the Best Statistical Graphic Ever Drawn”</w:t>
         </w:r>
       </w:hyperlink>
     </w:p>
@@ -2521,13 +2455,7 @@
         <w:pStyle w:val="BodyText"/>
       </w:pPr>
       <w:r>
-        <w:t xml:space="preserve">We will get to what these number mean and how to make them in the next</w:t>
-      </w:r>
-      <w:r>
-        <w:t xml:space="preserve"> </w:t>
-      </w:r>
-      <w:r>
-        <w:t xml:space="preserve">lecture.</w:t>
+        <w:t xml:space="preserve">We will get to what these number mean and how to make them in the next lecture.</w:t>
       </w:r>
     </w:p>
     <w:p>
@@ -3600,7 +3528,7 @@
       <w:r>
         <w:drawing>
           <wp:inline>
-            <wp:extent cx="5943600" cy="3962400"/>
+            <wp:extent cx="5486400" cy="3657600"/>
             <wp:effectExtent b="0" l="0" r="0" t="0"/>
             <wp:docPr descr="" title="" id="76" name="Picture"/>
             <a:graphic>
@@ -3621,7 +3549,7 @@
                   <pic:spPr bwMode="auto">
                     <a:xfrm>
                       <a:off x="0" y="0"/>
-                      <a:ext cx="5943600" cy="3962400"/>
+                      <a:ext cx="5486400" cy="3657600"/>
                     </a:xfrm>
                     <a:prstGeom prst="rect">
                       <a:avLst/>
@@ -3675,29 +3603,11 @@
           <w:rPr>
             <w:rStyle w:val="Hyperlink"/>
           </w:rPr>
-          <w:t xml:space="preserve">Tufte</w:t>
-        </w:r>
-        <w:r>
-          <w:rPr>
-            <w:rStyle w:val="Hyperlink"/>
-          </w:rPr>
-          <w:t xml:space="preserve"> </w:t>
-        </w:r>
-        <w:r>
-          <w:rPr>
-            <w:rStyle w:val="Hyperlink"/>
-          </w:rPr>
-          <w:t xml:space="preserve">(2001)</w:t>
+          <w:t xml:space="preserve">Tufte (2001)</w:t>
         </w:r>
       </w:hyperlink>
       <w:r>
-        <w:t xml:space="preserve">,</w:t>
-      </w:r>
-      <w:r>
-        <w:t xml:space="preserve"> </w:t>
-      </w:r>
-      <w:r>
-        <w:t xml:space="preserve">good scientific graphics:</w:t>
+        <w:t xml:space="preserve">, good scientific graphics:</w:t>
       </w:r>
     </w:p>
     <w:p>
@@ -3954,29 +3864,11 @@
           <w:rPr>
             <w:rStyle w:val="Hyperlink"/>
           </w:rPr>
-          <w:t xml:space="preserve">Tufte</w:t>
-        </w:r>
-        <w:r>
-          <w:rPr>
-            <w:rStyle w:val="Hyperlink"/>
-          </w:rPr>
-          <w:t xml:space="preserve"> </w:t>
-        </w:r>
-        <w:r>
-          <w:rPr>
-            <w:rStyle w:val="Hyperlink"/>
-          </w:rPr>
-          <w:t xml:space="preserve">(2001)</w:t>
+          <w:t xml:space="preserve">Tufte (2001)</w:t>
         </w:r>
       </w:hyperlink>
       <w:r>
-        <w:t xml:space="preserve">,</w:t>
-      </w:r>
-      <w:r>
-        <w:t xml:space="preserve"> </w:t>
-      </w:r>
-      <w:r>
-        <w:t xml:space="preserve">good scientific graphics:</w:t>
+        <w:t xml:space="preserve">, good scientific graphics:</w:t>
       </w:r>
     </w:p>
     <w:p>
@@ -4118,13 +4010,7 @@
         </w:numPr>
       </w:pPr>
       <w:r>
-        <w:t xml:space="preserve">Graphical representation of numbers → directly proportional to</w:t>
-      </w:r>
-      <w:r>
-        <w:t xml:space="preserve"> </w:t>
-      </w:r>
-      <w:r>
-        <w:t xml:space="preserve">numbers</w:t>
+        <w:t xml:space="preserve">Graphical representation of numbers → directly proportional to numbers</w:t>
       </w:r>
     </w:p>
     <w:p>
@@ -4194,7 +4080,7 @@
       <w:r>
         <w:drawing>
           <wp:inline>
-            <wp:extent cx="5943600" cy="4754880"/>
+            <wp:extent cx="4572000" cy="3657600"/>
             <wp:effectExtent b="0" l="0" r="0" t="0"/>
             <wp:docPr descr="" title="" id="83" name="Picture"/>
             <a:graphic>
@@ -4215,7 +4101,7 @@
                   <pic:spPr bwMode="auto">
                     <a:xfrm>
                       <a:off x="0" y="0"/>
-                      <a:ext cx="5943600" cy="4754880"/>
+                      <a:ext cx="4572000" cy="3657600"/>
                     </a:xfrm>
                     <a:prstGeom prst="rect">
                       <a:avLst/>
@@ -4373,7 +4259,7 @@
       <w:r>
         <w:drawing>
           <wp:inline>
-            <wp:extent cx="5943600" cy="4754880"/>
+            <wp:extent cx="4572000" cy="3657600"/>
             <wp:effectExtent b="0" l="0" r="0" t="0"/>
             <wp:docPr descr="" title="" id="87" name="Picture"/>
             <a:graphic>
@@ -4394,7 +4280,7 @@
                   <pic:spPr bwMode="auto">
                     <a:xfrm>
                       <a:off x="0" y="0"/>
-                      <a:ext cx="5943600" cy="4754880"/>
+                      <a:ext cx="4572000" cy="3657600"/>
                     </a:xfrm>
                     <a:prstGeom prst="rect">
                       <a:avLst/>
@@ -4560,7 +4446,7 @@
       <w:r>
         <w:drawing>
           <wp:inline>
-            <wp:extent cx="5943600" cy="4754880"/>
+            <wp:extent cx="4572000" cy="3657600"/>
             <wp:effectExtent b="0" l="0" r="0" t="0"/>
             <wp:docPr descr="" title="" id="91" name="Picture"/>
             <a:graphic>
@@ -4581,7 +4467,7 @@
                   <pic:spPr bwMode="auto">
                     <a:xfrm>
                       <a:off x="0" y="0"/>
-                      <a:ext cx="5943600" cy="4754880"/>
+                      <a:ext cx="4572000" cy="3657600"/>
                     </a:xfrm>
                     <a:prstGeom prst="rect">
                       <a:avLst/>
@@ -4871,7 +4757,7 @@
       <w:r>
         <w:drawing>
           <wp:inline>
-            <wp:extent cx="5943600" cy="7132320"/>
+            <wp:extent cx="4572000" cy="5486400"/>
             <wp:effectExtent b="0" l="0" r="0" t="0"/>
             <wp:docPr descr="" title="" id="96" name="Picture"/>
             <a:graphic>
@@ -4892,7 +4778,7 @@
                   <pic:spPr bwMode="auto">
                     <a:xfrm>
                       <a:off x="0" y="0"/>
-                      <a:ext cx="5943600" cy="7132320"/>
+                      <a:ext cx="4572000" cy="5486400"/>
                     </a:xfrm>
                     <a:prstGeom prst="rect">
                       <a:avLst/>
@@ -6633,7 +6519,7 @@
     <w:bookmarkEnd w:id="113"/>
     <w:sectPr>
       <w:pgSz w:h="15840" w:w="12240"/>
-      <w:pgMar w:bottom="1440" w:footer="720" w:gutter="0" w:header="720" w:left="1440" w:right="1440" w:top="1440"/>
+      <w:pgMar w:bottom="720" w:footer="720" w:gutter="0" w:header="720" w:left="1152" w:right="720" w:top="720"/>
       <w:cols w:space="720"/>
       <w:docGrid w:linePitch="360"/>
     </w:sectPr>
@@ -8321,7 +8207,7 @@
     <w:basedOn w:val="Normal"/>
     <w:next w:val="Normal"/>
     <w:qFormat/>
-    <w:rsid w:val="00BC28E9"/>
+    <w:rsid w:val="00B86ADC"/>
     <w:pPr>
       <w:pBdr>
         <w:top w:color="FF0000" w:space="1" w:sz="8" w:val="single"/>
@@ -8335,14 +8221,14 @@
     </w:pPr>
     <w:rPr>
       <w:rFonts w:ascii="Courier New" w:hAnsi="Courier New"/>
-      <w:sz w:val="18"/>
+      <w:sz w:val="16"/>
     </w:rPr>
   </w:style>
   <w:style w:customStyle="1" w:styleId="SourceCode" w:type="paragraph">
     <w:name w:val="Source Code"/>
     <w:basedOn w:val="Normal"/>
     <w:qFormat/>
-    <w:rsid w:val="00771E03"/>
+    <w:rsid w:val="0018210C"/>
     <w:pPr>
       <w:pBdr>
         <w:top w:color="auto" w:space="1" w:sz="8" w:val="single"/>
@@ -8350,20 +8236,20 @@
         <w:bottom w:color="auto" w:space="1" w:sz="8" w:val="single"/>
         <w:right w:color="auto" w:space="4" w:sz="8" w:val="single"/>
       </w:pBdr>
-      <w:shd w:color="auto" w:fill="auto" w:val="pct15"/>
+      <w:shd w:color="auto" w:fill="auto" w:val="pct5"/>
       <w:spacing w:after="240" w:before="240"/>
       <w:ind w:left="432" w:right="432"/>
     </w:pPr>
     <w:rPr>
       <w:rFonts w:ascii="Courier New" w:hAnsi="Courier New"/>
-      <w:sz w:val="20"/>
+      <w:sz w:val="15"/>
     </w:rPr>
   </w:style>
   <w:style w:customStyle="1" w:styleId="Verbatim" w:type="paragraph">
     <w:name w:val="Verbatim"/>
     <w:basedOn w:val="Normal"/>
     <w:qFormat/>
-    <w:rsid w:val="00771E03"/>
+    <w:rsid w:val="0018210C"/>
     <w:pPr>
       <w:shd w:color="auto" w:fill="auto" w:val="pct15"/>
       <w:spacing w:after="240" w:before="240"/>
@@ -8371,7 +8257,7 @@
     </w:pPr>
     <w:rPr>
       <w:rFonts w:ascii="Courier New" w:hAnsi="Courier New"/>
-      <w:sz w:val="18"/>
+      <w:sz w:val="16"/>
     </w:rPr>
   </w:style>
   <w:style w:customStyle="1" w:styleId="CodeBlock" w:type="paragraph">
@@ -8414,6 +8300,11 @@
     <w:pPr>
       <w:spacing w:after="100"/>
     </w:pPr>
+  </w:style>
+  <w:style w:customStyle="1" w:styleId="Graphic" w:type="paragraph">
+    <w:name w:val="Graphic"/>
+    <w:qFormat/>
+    <w:rsid w:val="00735D8A"/>
   </w:style>
   <w:style w:type="character" w:customStyle="1" w:styleId="KeywordTok">
     <w:name w:val="KeywordTok"/>

--- a/docs/ecostats_lectures/lecture_02/02_01_lecture_powerpoint.docx
+++ b/docs/ecostats_lectures/lecture_02/02_01_lecture_powerpoint.docx
@@ -349,7 +349,13 @@
         </w:numPr>
       </w:pPr>
       <w:r>
-        <w:t xml:space="preserve">Good data management: owe it to our funding agencies, colleagues, supervisors, and study systems</w:t>
+        <w:t xml:space="preserve">Good data management: owe it to our funding agencies, colleagues,</w:t>
+      </w:r>
+      <w:r>
+        <w:t xml:space="preserve"> </w:t>
+      </w:r>
+      <w:r>
+        <w:t xml:space="preserve">supervisors, and study systems</w:t>
       </w:r>
     </w:p>
     <w:p>
@@ -359,7 +365,7 @@
       <w:r>
         <w:drawing>
           <wp:inline>
-            <wp:extent cx="2857500" cy="2381250"/>
+            <wp:extent cx="3962400" cy="2514600"/>
             <wp:effectExtent b="0" l="0" r="0" t="0"/>
             <wp:docPr descr="" title="" id="27" name="Picture"/>
             <a:graphic>
@@ -380,7 +386,7 @@
                   <pic:spPr bwMode="auto">
                     <a:xfrm>
                       <a:off x="0" y="0"/>
-                      <a:ext cx="2857500" cy="2381250"/>
+                      <a:ext cx="3962400" cy="2514600"/>
                     </a:xfrm>
                     <a:prstGeom prst="rect">
                       <a:avLst/>
@@ -741,7 +747,19 @@
                 <w:rPr>
                   <w:rStyle w:val="Hyperlink"/>
                 </w:rPr>
-                <w:t xml:space="preserve">Tidy Data principles</w:t>
+                <w:t xml:space="preserve">Tidy Data</w:t>
+              </w:r>
+              <w:r>
+                <w:rPr>
+                  <w:rStyle w:val="Hyperlink"/>
+                </w:rPr>
+                <w:t xml:space="preserve"> </w:t>
+              </w:r>
+              <w:r>
+                <w:rPr>
+                  <w:rStyle w:val="Hyperlink"/>
+                </w:rPr>
+                <w:t xml:space="preserve">principles</w:t>
               </w:r>
             </w:hyperlink>
             <w:r>
@@ -1074,7 +1092,55 @@
               <w:spacing w:before="16"/>
             </w:pPr>
             <w:r>
-              <w:t xml:space="preserve">Let’s examine our pine needle data: - What naming conventions did you choose? - How did you organize the data? - How can you verify data formats (numeric vs categorical)? - What’s your plan for organizing outputs and figures?</w:t>
+              <w:t xml:space="preserve">Let’s examine our pine needle data:</w:t>
+            </w:r>
+          </w:p>
+          <w:p>
+            <w:pPr>
+              <w:pStyle w:val="Compact"/>
+              <w:numPr>
+                <w:ilvl w:val="0"/>
+                <w:numId w:val="1008"/>
+              </w:numPr>
+            </w:pPr>
+            <w:r>
+              <w:t xml:space="preserve">- What naming conventions did you choose?</w:t>
+            </w:r>
+          </w:p>
+          <w:p>
+            <w:pPr>
+              <w:pStyle w:val="Compact"/>
+              <w:numPr>
+                <w:ilvl w:val="0"/>
+                <w:numId w:val="1008"/>
+              </w:numPr>
+            </w:pPr>
+            <w:r>
+              <w:t xml:space="preserve">- How did you organize the data?</w:t>
+            </w:r>
+          </w:p>
+          <w:p>
+            <w:pPr>
+              <w:pStyle w:val="Compact"/>
+              <w:numPr>
+                <w:ilvl w:val="0"/>
+                <w:numId w:val="1008"/>
+              </w:numPr>
+            </w:pPr>
+            <w:r>
+              <w:t xml:space="preserve">- How can you verify data formats (numeric vs categorical)?</w:t>
+            </w:r>
+          </w:p>
+          <w:p>
+            <w:pPr>
+              <w:pStyle w:val="Compact"/>
+              <w:numPr>
+                <w:ilvl w:val="0"/>
+                <w:numId w:val="1008"/>
+              </w:numPr>
+            </w:pPr>
+            <w:r>
+              <w:t xml:space="preserve">- What’s your plan for organizing outputs and figures?</w:t>
             </w:r>
           </w:p>
           <w:p>
@@ -1361,47 +1427,11 @@
         <w:pStyle w:val="Compact"/>
         <w:numPr>
           <w:ilvl w:val="0"/>
-          <w:numId w:val="1008"/>
+          <w:numId w:val="1009"/>
         </w:numPr>
       </w:pPr>
       <w:r>
         <w:t xml:space="preserve">Store raw data and metadata securely</w:t>
-      </w:r>
-    </w:p>
-    <w:p>
-      <w:pPr>
-        <w:pStyle w:val="Compact"/>
-        <w:numPr>
-          <w:ilvl w:val="1"/>
-          <w:numId w:val="1009"/>
-        </w:numPr>
-      </w:pPr>
-      <w:r>
-        <w:t xml:space="preserve">Save in both Excel and CSV formats</w:t>
-      </w:r>
-    </w:p>
-    <w:p>
-      <w:pPr>
-        <w:pStyle w:val="Compact"/>
-        <w:numPr>
-          <w:ilvl w:val="1"/>
-          <w:numId w:val="1009"/>
-        </w:numPr>
-      </w:pPr>
-      <w:r>
-        <w:t xml:space="preserve">Consider write-protecting raw data files</w:t>
-      </w:r>
-    </w:p>
-    <w:p>
-      <w:pPr>
-        <w:pStyle w:val="Compact"/>
-        <w:numPr>
-          <w:ilvl w:val="0"/>
-          <w:numId w:val="1008"/>
-        </w:numPr>
-      </w:pPr>
-      <w:r>
-        <w:t xml:space="preserve">Implement the 3-2-1 backup rule:</w:t>
       </w:r>
     </w:p>
     <w:p>
@@ -1413,7 +1443,7 @@
         </w:numPr>
       </w:pPr>
       <w:r>
-        <w:t xml:space="preserve">3 total copies of data</w:t>
+        <w:t xml:space="preserve">Save in both Excel and CSV formats</w:t>
       </w:r>
     </w:p>
     <w:p>
@@ -1425,6 +1455,42 @@
         </w:numPr>
       </w:pPr>
       <w:r>
+        <w:t xml:space="preserve">Consider write-protecting raw data files</w:t>
+      </w:r>
+    </w:p>
+    <w:p>
+      <w:pPr>
+        <w:pStyle w:val="Compact"/>
+        <w:numPr>
+          <w:ilvl w:val="0"/>
+          <w:numId w:val="1009"/>
+        </w:numPr>
+      </w:pPr>
+      <w:r>
+        <w:t xml:space="preserve">Implement the 3-2-1 backup rule:</w:t>
+      </w:r>
+    </w:p>
+    <w:p>
+      <w:pPr>
+        <w:pStyle w:val="Compact"/>
+        <w:numPr>
+          <w:ilvl w:val="1"/>
+          <w:numId w:val="1011"/>
+        </w:numPr>
+      </w:pPr>
+      <w:r>
+        <w:t xml:space="preserve">3 total copies of data</w:t>
+      </w:r>
+    </w:p>
+    <w:p>
+      <w:pPr>
+        <w:pStyle w:val="Compact"/>
+        <w:numPr>
+          <w:ilvl w:val="1"/>
+          <w:numId w:val="1011"/>
+        </w:numPr>
+      </w:pPr>
+      <w:r>
         <w:t xml:space="preserve">2 different storage media</w:t>
       </w:r>
     </w:p>
@@ -1433,7 +1499,7 @@
         <w:pStyle w:val="Compact"/>
         <w:numPr>
           <w:ilvl w:val="1"/>
-          <w:numId w:val="1010"/>
+          <w:numId w:val="1011"/>
         </w:numPr>
       </w:pPr>
       <w:r>
@@ -1445,7 +1511,7 @@
         <w:pStyle w:val="Compact"/>
         <w:numPr>
           <w:ilvl w:val="0"/>
-          <w:numId w:val="1008"/>
+          <w:numId w:val="1009"/>
         </w:numPr>
       </w:pPr>
       <w:r>
@@ -1584,7 +1650,7 @@
         <w:pStyle w:val="Compact"/>
         <w:numPr>
           <w:ilvl w:val="0"/>
-          <w:numId w:val="1011"/>
+          <w:numId w:val="1012"/>
         </w:numPr>
       </w:pPr>
       <w:r>
@@ -1596,7 +1662,7 @@
         <w:pStyle w:val="Compact"/>
         <w:numPr>
           <w:ilvl w:val="0"/>
-          <w:numId w:val="1011"/>
+          <w:numId w:val="1012"/>
         </w:numPr>
       </w:pPr>
       <w:r>
@@ -1608,7 +1674,7 @@
         <w:pStyle w:val="Compact"/>
         <w:numPr>
           <w:ilvl w:val="0"/>
-          <w:numId w:val="1011"/>
+          <w:numId w:val="1012"/>
         </w:numPr>
       </w:pPr>
       <w:r>
@@ -1620,7 +1686,7 @@
         <w:pStyle w:val="Compact"/>
         <w:numPr>
           <w:ilvl w:val="0"/>
-          <w:numId w:val="1011"/>
+          <w:numId w:val="1012"/>
         </w:numPr>
       </w:pPr>
       <w:r>
@@ -2026,7 +2092,7 @@
         <w:pStyle w:val="Compact"/>
         <w:numPr>
           <w:ilvl w:val="0"/>
-          <w:numId w:val="1012"/>
+          <w:numId w:val="1013"/>
         </w:numPr>
       </w:pPr>
       <w:r>
@@ -2038,7 +2104,7 @@
         <w:pStyle w:val="Compact"/>
         <w:numPr>
           <w:ilvl w:val="0"/>
-          <w:numId w:val="1012"/>
+          <w:numId w:val="1013"/>
         </w:numPr>
       </w:pPr>
       <w:r>
@@ -2050,7 +2116,7 @@
         <w:pStyle w:val="Compact"/>
         <w:numPr>
           <w:ilvl w:val="0"/>
-          <w:numId w:val="1012"/>
+          <w:numId w:val="1013"/>
         </w:numPr>
       </w:pPr>
       <w:r>
@@ -2062,7 +2128,7 @@
         <w:pStyle w:val="Compact"/>
         <w:numPr>
           <w:ilvl w:val="0"/>
-          <w:numId w:val="1012"/>
+          <w:numId w:val="1013"/>
         </w:numPr>
       </w:pPr>
       <w:r>
@@ -2074,7 +2140,7 @@
         <w:pStyle w:val="Compact"/>
         <w:numPr>
           <w:ilvl w:val="0"/>
-          <w:numId w:val="1012"/>
+          <w:numId w:val="1013"/>
         </w:numPr>
       </w:pPr>
       <w:r>
@@ -2088,7 +2154,7 @@
       <w:r>
         <w:drawing>
           <wp:inline>
-            <wp:extent cx="3333750" cy="2667000"/>
+            <wp:extent cx="2886075" cy="1790700"/>
             <wp:effectExtent b="0" l="0" r="0" t="0"/>
             <wp:docPr descr="" title="" id="60" name="Picture"/>
             <a:graphic>
@@ -2109,7 +2175,7 @@
                   <pic:spPr bwMode="auto">
                     <a:xfrm>
                       <a:off x="0" y="0"/>
-                      <a:ext cx="3333750" cy="2667000"/>
+                      <a:ext cx="2886075" cy="1790700"/>
                     </a:xfrm>
                     <a:prstGeom prst="rect">
                       <a:avLst/>
@@ -2158,7 +2224,7 @@
         <w:pStyle w:val="Compact"/>
         <w:numPr>
           <w:ilvl w:val="0"/>
-          <w:numId w:val="1013"/>
+          <w:numId w:val="1014"/>
         </w:numPr>
       </w:pPr>
       <w:r>
@@ -2170,7 +2236,7 @@
         <w:pStyle w:val="Compact"/>
         <w:numPr>
           <w:ilvl w:val="0"/>
-          <w:numId w:val="1013"/>
+          <w:numId w:val="1014"/>
         </w:numPr>
       </w:pPr>
       <w:r>
@@ -2182,7 +2248,7 @@
         <w:pStyle w:val="Compact"/>
         <w:numPr>
           <w:ilvl w:val="0"/>
-          <w:numId w:val="1013"/>
+          <w:numId w:val="1014"/>
         </w:numPr>
       </w:pPr>
       <w:r>
@@ -2194,7 +2260,7 @@
         <w:pStyle w:val="Compact"/>
         <w:numPr>
           <w:ilvl w:val="0"/>
-          <w:numId w:val="1013"/>
+          <w:numId w:val="1014"/>
         </w:numPr>
       </w:pPr>
       <w:r>
@@ -2206,7 +2272,25 @@
         <w:pStyle w:val="FirstParagraph"/>
       </w:pPr>
       <w:r>
-        <w:t xml:space="preserve">A good way to organize script files is number them in the order they get run.</w:t>
+        <w:rPr>
+          <w:b/>
+          <w:bCs/>
+        </w:rPr>
+        <w:t xml:space="preserve">A useful way to organize script files is number them in the order they</w:t>
+      </w:r>
+      <w:r>
+        <w:rPr>
+          <w:b/>
+          <w:bCs/>
+        </w:rPr>
+        <w:t xml:space="preserve"> </w:t>
+      </w:r>
+      <w:r>
+        <w:rPr>
+          <w:b/>
+          <w:bCs/>
+        </w:rPr>
+        <w:t xml:space="preserve">get run.</w:t>
       </w:r>
     </w:p>
     <w:p>
@@ -2216,7 +2300,7 @@
       <w:r>
         <w:drawing>
           <wp:inline>
-            <wp:extent cx="2857500" cy="2381250"/>
+            <wp:extent cx="2724150" cy="2066925"/>
             <wp:effectExtent b="0" l="0" r="0" t="0"/>
             <wp:docPr descr="" title="" id="64" name="Picture"/>
             <a:graphic>
@@ -2237,7 +2321,7 @@
                   <pic:spPr bwMode="auto">
                     <a:xfrm>
                       <a:off x="0" y="0"/>
-                      <a:ext cx="2857500" cy="2381250"/>
+                      <a:ext cx="2724150" cy="2066925"/>
                     </a:xfrm>
                     <a:prstGeom prst="rect">
                       <a:avLst/>
@@ -2290,7 +2374,7 @@
         <w:pStyle w:val="Compact"/>
         <w:numPr>
           <w:ilvl w:val="0"/>
-          <w:numId w:val="1014"/>
+          <w:numId w:val="1015"/>
         </w:numPr>
       </w:pPr>
       <w:r>
@@ -2302,7 +2386,7 @@
         <w:pStyle w:val="Compact"/>
         <w:numPr>
           <w:ilvl w:val="0"/>
-          <w:numId w:val="1014"/>
+          <w:numId w:val="1015"/>
         </w:numPr>
       </w:pPr>
       <w:r>
@@ -2314,7 +2398,7 @@
         <w:pStyle w:val="Compact"/>
         <w:numPr>
           <w:ilvl w:val="0"/>
-          <w:numId w:val="1014"/>
+          <w:numId w:val="1015"/>
         </w:numPr>
       </w:pPr>
       <w:r>
@@ -2338,7 +2422,7 @@
         <w:pStyle w:val="Compact"/>
         <w:numPr>
           <w:ilvl w:val="0"/>
-          <w:numId w:val="1014"/>
+          <w:numId w:val="1015"/>
         </w:numPr>
       </w:pPr>
       <w:r>
@@ -2354,7 +2438,7 @@
           <w:rPr>
             <w:rStyle w:val="Hyperlink"/>
           </w:rPr>
-          <w:t xml:space="preserve">Napoleon’s Disastrous Invasion of Russia Detailed in an 1869 Data Visualization: It’s Been Called</w:t>
+          <w:t xml:space="preserve">Napoleon’s Disastrous Invasion of Russia Detailed in an 1869 Data</w:t>
         </w:r>
         <w:r>
           <w:rPr>
@@ -2366,7 +2450,31 @@
           <w:rPr>
             <w:rStyle w:val="Hyperlink"/>
           </w:rPr>
-          <w:t xml:space="preserve">“the Best Statistical Graphic Ever Drawn”</w:t>
+          <w:t xml:space="preserve">Visualization: It’s Been Called</w:t>
+        </w:r>
+        <w:r>
+          <w:rPr>
+            <w:rStyle w:val="Hyperlink"/>
+          </w:rPr>
+          <w:t xml:space="preserve"> </w:t>
+        </w:r>
+        <w:r>
+          <w:rPr>
+            <w:rStyle w:val="Hyperlink"/>
+          </w:rPr>
+          <w:t xml:space="preserve">“the Best Statistical Graphic Ever</w:t>
+        </w:r>
+        <w:r>
+          <w:rPr>
+            <w:rStyle w:val="Hyperlink"/>
+          </w:rPr>
+          <w:t xml:space="preserve"> </w:t>
+        </w:r>
+        <w:r>
+          <w:rPr>
+            <w:rStyle w:val="Hyperlink"/>
+          </w:rPr>
+          <w:t xml:space="preserve">Drawn”</w:t>
         </w:r>
       </w:hyperlink>
     </w:p>
@@ -2378,7 +2486,7 @@
       <w:r>
         <w:drawing>
           <wp:inline>
-            <wp:extent cx="3333750" cy="2667000"/>
+            <wp:extent cx="3495675" cy="2762250"/>
             <wp:effectExtent b="0" l="0" r="0" t="0"/>
             <wp:docPr descr="" title="" id="71" name="Picture"/>
             <a:graphic>
@@ -2399,7 +2507,7 @@
                   <pic:spPr bwMode="auto">
                     <a:xfrm>
                       <a:off x="0" y="0"/>
-                      <a:ext cx="3333750" cy="2667000"/>
+                      <a:ext cx="3495675" cy="2762250"/>
                     </a:xfrm>
                     <a:prstGeom prst="rect">
                       <a:avLst/>
@@ -2455,15 +2563,21 @@
         <w:pStyle w:val="BodyText"/>
       </w:pPr>
       <w:r>
-        <w:t xml:space="preserve">We will get to what these number mean and how to make them in the next lecture.</w:t>
-      </w:r>
-    </w:p>
-    <w:p>
-      <w:pPr>
-        <w:pStyle w:val="Compact"/>
-        <w:numPr>
-          <w:ilvl w:val="0"/>
-          <w:numId w:val="1015"/>
+        <w:t xml:space="preserve">We will get to what these number mean and how to make them in the next</w:t>
+      </w:r>
+      <w:r>
+        <w:t xml:space="preserve"> </w:t>
+      </w:r>
+      <w:r>
+        <w:t xml:space="preserve">lecture.</w:t>
+      </w:r>
+    </w:p>
+    <w:p>
+      <w:pPr>
+        <w:pStyle w:val="Compact"/>
+        <w:numPr>
+          <w:ilvl w:val="0"/>
+          <w:numId w:val="1016"/>
         </w:numPr>
       </w:pPr>
       <w:r>
@@ -2475,7 +2589,7 @@
         <w:pStyle w:val="Compact"/>
         <w:numPr>
           <w:ilvl w:val="1"/>
-          <w:numId w:val="1016"/>
+          <w:numId w:val="1017"/>
         </w:numPr>
       </w:pPr>
       <w:r>
@@ -3476,7 +3590,7 @@
       <w:pPr>
         <w:numPr>
           <w:ilvl w:val="0"/>
-          <w:numId w:val="1017"/>
+          <w:numId w:val="1018"/>
         </w:numPr>
       </w:pPr>
       <w:r>
@@ -3491,7 +3605,7 @@
       <w:pPr>
         <w:numPr>
           <w:ilvl w:val="0"/>
-          <w:numId w:val="1017"/>
+          <w:numId w:val="1018"/>
         </w:numPr>
       </w:pPr>
       <w:r>
@@ -3502,7 +3616,7 @@
       <w:pPr>
         <w:numPr>
           <w:ilvl w:val="0"/>
-          <w:numId w:val="1017"/>
+          <w:numId w:val="1018"/>
         </w:numPr>
       </w:pPr>
       <w:r>
@@ -3514,7 +3628,7 @@
         <w:pStyle w:val="Compact"/>
         <w:numPr>
           <w:ilvl w:val="1"/>
-          <w:numId w:val="1018"/>
+          <w:numId w:val="1019"/>
         </w:numPr>
       </w:pPr>
       <w:r>
@@ -3603,19 +3717,37 @@
           <w:rPr>
             <w:rStyle w:val="Hyperlink"/>
           </w:rPr>
-          <w:t xml:space="preserve">Tufte (2001)</w:t>
+          <w:t xml:space="preserve">Tufte</w:t>
+        </w:r>
+        <w:r>
+          <w:rPr>
+            <w:rStyle w:val="Hyperlink"/>
+          </w:rPr>
+          <w:t xml:space="preserve"> </w:t>
+        </w:r>
+        <w:r>
+          <w:rPr>
+            <w:rStyle w:val="Hyperlink"/>
+          </w:rPr>
+          <w:t xml:space="preserve">(2001)</w:t>
         </w:r>
       </w:hyperlink>
       <w:r>
-        <w:t xml:space="preserve">, good scientific graphics:</w:t>
-      </w:r>
-    </w:p>
-    <w:p>
-      <w:pPr>
-        <w:pStyle w:val="Compact"/>
-        <w:numPr>
-          <w:ilvl w:val="0"/>
-          <w:numId w:val="1019"/>
+        <w:t xml:space="preserve">,</w:t>
+      </w:r>
+      <w:r>
+        <w:t xml:space="preserve"> </w:t>
+      </w:r>
+      <w:r>
+        <w:t xml:space="preserve">good scientific graphics:</w:t>
+      </w:r>
+    </w:p>
+    <w:p>
+      <w:pPr>
+        <w:pStyle w:val="Compact"/>
+        <w:numPr>
+          <w:ilvl w:val="0"/>
+          <w:numId w:val="1020"/>
         </w:numPr>
       </w:pPr>
       <w:r>
@@ -3637,7 +3769,7 @@
         <w:pStyle w:val="Compact"/>
         <w:numPr>
           <w:ilvl w:val="0"/>
-          <w:numId w:val="1019"/>
+          <w:numId w:val="1020"/>
         </w:numPr>
       </w:pPr>
       <w:r>
@@ -3659,7 +3791,7 @@
         <w:pStyle w:val="Compact"/>
         <w:numPr>
           <w:ilvl w:val="0"/>
-          <w:numId w:val="1019"/>
+          <w:numId w:val="1020"/>
         </w:numPr>
       </w:pPr>
       <w:r>
@@ -3681,7 +3813,7 @@
         <w:pStyle w:val="Compact"/>
         <w:numPr>
           <w:ilvl w:val="0"/>
-          <w:numId w:val="1019"/>
+          <w:numId w:val="1020"/>
         </w:numPr>
       </w:pPr>
       <w:r>
@@ -3703,7 +3835,7 @@
         <w:pStyle w:val="Compact"/>
         <w:numPr>
           <w:ilvl w:val="0"/>
-          <w:numId w:val="1019"/>
+          <w:numId w:val="1020"/>
         </w:numPr>
       </w:pPr>
       <w:r>
@@ -3725,7 +3857,7 @@
         <w:pStyle w:val="Compact"/>
         <w:numPr>
           <w:ilvl w:val="0"/>
-          <w:numId w:val="1019"/>
+          <w:numId w:val="1020"/>
         </w:numPr>
       </w:pPr>
       <w:r>
@@ -3747,7 +3879,7 @@
         <w:pStyle w:val="Compact"/>
         <w:numPr>
           <w:ilvl w:val="0"/>
-          <w:numId w:val="1019"/>
+          <w:numId w:val="1020"/>
         </w:numPr>
       </w:pPr>
       <w:r>
@@ -3864,19 +3996,37 @@
           <w:rPr>
             <w:rStyle w:val="Hyperlink"/>
           </w:rPr>
-          <w:t xml:space="preserve">Tufte (2001)</w:t>
+          <w:t xml:space="preserve">Tufte</w:t>
+        </w:r>
+        <w:r>
+          <w:rPr>
+            <w:rStyle w:val="Hyperlink"/>
+          </w:rPr>
+          <w:t xml:space="preserve"> </w:t>
+        </w:r>
+        <w:r>
+          <w:rPr>
+            <w:rStyle w:val="Hyperlink"/>
+          </w:rPr>
+          <w:t xml:space="preserve">(2001)</w:t>
         </w:r>
       </w:hyperlink>
       <w:r>
-        <w:t xml:space="preserve">, good scientific graphics:</w:t>
-      </w:r>
-    </w:p>
-    <w:p>
-      <w:pPr>
-        <w:pStyle w:val="Compact"/>
-        <w:numPr>
-          <w:ilvl w:val="0"/>
-          <w:numId w:val="1020"/>
+        <w:t xml:space="preserve">,</w:t>
+      </w:r>
+      <w:r>
+        <w:t xml:space="preserve"> </w:t>
+      </w:r>
+      <w:r>
+        <w:t xml:space="preserve">good scientific graphics:</w:t>
+      </w:r>
+    </w:p>
+    <w:p>
+      <w:pPr>
+        <w:pStyle w:val="Compact"/>
+        <w:numPr>
+          <w:ilvl w:val="0"/>
+          <w:numId w:val="1021"/>
         </w:numPr>
       </w:pPr>
       <w:r>
@@ -3888,7 +4038,7 @@
         <w:pStyle w:val="Compact"/>
         <w:numPr>
           <w:ilvl w:val="1"/>
-          <w:numId w:val="1021"/>
+          <w:numId w:val="1022"/>
         </w:numPr>
       </w:pPr>
       <w:r>
@@ -3900,7 +4050,7 @@
         <w:pStyle w:val="Compact"/>
         <w:numPr>
           <w:ilvl w:val="1"/>
-          <w:numId w:val="1021"/>
+          <w:numId w:val="1022"/>
         </w:numPr>
       </w:pPr>
       <w:r>
@@ -3912,7 +4062,7 @@
         <w:pStyle w:val="Compact"/>
         <w:numPr>
           <w:ilvl w:val="1"/>
-          <w:numId w:val="1021"/>
+          <w:numId w:val="1022"/>
         </w:numPr>
       </w:pPr>
       <w:r>
@@ -3924,7 +4074,7 @@
         <w:pStyle w:val="Compact"/>
         <w:numPr>
           <w:ilvl w:val="1"/>
-          <w:numId w:val="1021"/>
+          <w:numId w:val="1022"/>
         </w:numPr>
       </w:pPr>
       <w:r>
@@ -3942,7 +4092,7 @@
         <w:pStyle w:val="Compact"/>
         <w:numPr>
           <w:ilvl w:val="1"/>
-          <w:numId w:val="1021"/>
+          <w:numId w:val="1022"/>
         </w:numPr>
       </w:pPr>
       <w:r>
@@ -3982,7 +4132,7 @@
         <w:pStyle w:val="Compact"/>
         <w:numPr>
           <w:ilvl w:val="0"/>
-          <w:numId w:val="1022"/>
+          <w:numId w:val="1023"/>
         </w:numPr>
       </w:pPr>
       <w:r>
@@ -3994,7 +4144,7 @@
         <w:pStyle w:val="Compact"/>
         <w:numPr>
           <w:ilvl w:val="0"/>
-          <w:numId w:val="1022"/>
+          <w:numId w:val="1023"/>
         </w:numPr>
       </w:pPr>
       <w:r>
@@ -4006,19 +4156,25 @@
         <w:pStyle w:val="Compact"/>
         <w:numPr>
           <w:ilvl w:val="0"/>
-          <w:numId w:val="1022"/>
-        </w:numPr>
-      </w:pPr>
-      <w:r>
-        <w:t xml:space="preserve">Graphical representation of numbers → directly proportional to numbers</w:t>
-      </w:r>
-    </w:p>
-    <w:p>
-      <w:pPr>
-        <w:pStyle w:val="Compact"/>
-        <w:numPr>
-          <w:ilvl w:val="0"/>
-          <w:numId w:val="1022"/>
+          <w:numId w:val="1023"/>
+        </w:numPr>
+      </w:pPr>
+      <w:r>
+        <w:t xml:space="preserve">Graphical representation of numbers → directly proportional to</w:t>
+      </w:r>
+      <w:r>
+        <w:t xml:space="preserve"> </w:t>
+      </w:r>
+      <w:r>
+        <w:t xml:space="preserve">numbers</w:t>
+      </w:r>
+    </w:p>
+    <w:p>
+      <w:pPr>
+        <w:pStyle w:val="Compact"/>
+        <w:numPr>
+          <w:ilvl w:val="0"/>
+          <w:numId w:val="1023"/>
         </w:numPr>
       </w:pPr>
       <w:r>
@@ -4030,7 +4186,7 @@
         <w:pStyle w:val="Compact"/>
         <w:numPr>
           <w:ilvl w:val="0"/>
-          <w:numId w:val="1022"/>
+          <w:numId w:val="1023"/>
         </w:numPr>
       </w:pPr>
       <w:r>
@@ -4042,31 +4198,31 @@
         <w:pStyle w:val="Compact"/>
         <w:numPr>
           <w:ilvl w:val="1"/>
+          <w:numId w:val="1024"/>
+        </w:numPr>
+      </w:pPr>
+      <w:r>
+        <w:t xml:space="preserve">Remove non-data ink</w:t>
+      </w:r>
+    </w:p>
+    <w:p>
+      <w:pPr>
+        <w:pStyle w:val="Compact"/>
+        <w:numPr>
+          <w:ilvl w:val="1"/>
+          <w:numId w:val="1024"/>
+        </w:numPr>
+      </w:pPr>
+      <w:r>
+        <w:t xml:space="preserve">Reduce redundant data ink</w:t>
+      </w:r>
+    </w:p>
+    <w:p>
+      <w:pPr>
+        <w:pStyle w:val="Compact"/>
+        <w:numPr>
+          <w:ilvl w:val="0"/>
           <w:numId w:val="1023"/>
-        </w:numPr>
-      </w:pPr>
-      <w:r>
-        <w:t xml:space="preserve">Remove non-data ink</w:t>
-      </w:r>
-    </w:p>
-    <w:p>
-      <w:pPr>
-        <w:pStyle w:val="Compact"/>
-        <w:numPr>
-          <w:ilvl w:val="1"/>
-          <w:numId w:val="1023"/>
-        </w:numPr>
-      </w:pPr>
-      <w:r>
-        <w:t xml:space="preserve">Reduce redundant data ink</w:t>
-      </w:r>
-    </w:p>
-    <w:p>
-      <w:pPr>
-        <w:pStyle w:val="Compact"/>
-        <w:numPr>
-          <w:ilvl w:val="0"/>
-          <w:numId w:val="1022"/>
         </w:numPr>
       </w:pPr>
       <w:r>
@@ -4080,7 +4236,7 @@
       <w:r>
         <w:drawing>
           <wp:inline>
-            <wp:extent cx="4572000" cy="3657600"/>
+            <wp:extent cx="2743200" cy="2743200"/>
             <wp:effectExtent b="0" l="0" r="0" t="0"/>
             <wp:docPr descr="" title="" id="83" name="Picture"/>
             <a:graphic>
@@ -4101,7 +4257,7 @@
                   <pic:spPr bwMode="auto">
                     <a:xfrm>
                       <a:off x="0" y="0"/>
-                      <a:ext cx="4572000" cy="3657600"/>
+                      <a:ext cx="2743200" cy="2743200"/>
                     </a:xfrm>
                     <a:prstGeom prst="rect">
                       <a:avLst/>
@@ -4161,7 +4317,7 @@
         <w:pStyle w:val="Compact"/>
         <w:numPr>
           <w:ilvl w:val="0"/>
-          <w:numId w:val="1024"/>
+          <w:numId w:val="1025"/>
         </w:numPr>
       </w:pPr>
       <w:r>
@@ -4173,7 +4329,7 @@
         <w:pStyle w:val="Compact"/>
         <w:numPr>
           <w:ilvl w:val="0"/>
-          <w:numId w:val="1024"/>
+          <w:numId w:val="1025"/>
         </w:numPr>
       </w:pPr>
       <w:r>
@@ -4185,7 +4341,7 @@
         <w:pStyle w:val="Compact"/>
         <w:numPr>
           <w:ilvl w:val="0"/>
-          <w:numId w:val="1024"/>
+          <w:numId w:val="1025"/>
         </w:numPr>
       </w:pPr>
       <w:r>
@@ -4197,7 +4353,7 @@
         <w:pStyle w:val="Compact"/>
         <w:numPr>
           <w:ilvl w:val="0"/>
-          <w:numId w:val="1024"/>
+          <w:numId w:val="1025"/>
         </w:numPr>
       </w:pPr>
       <w:r>
@@ -4209,7 +4365,7 @@
         <w:pStyle w:val="Compact"/>
         <w:numPr>
           <w:ilvl w:val="0"/>
-          <w:numId w:val="1024"/>
+          <w:numId w:val="1025"/>
         </w:numPr>
       </w:pPr>
       <w:r>
@@ -4221,31 +4377,31 @@
         <w:pStyle w:val="Compact"/>
         <w:numPr>
           <w:ilvl w:val="1"/>
+          <w:numId w:val="1026"/>
+        </w:numPr>
+      </w:pPr>
+      <w:r>
+        <w:t xml:space="preserve">Remove non-data ink</w:t>
+      </w:r>
+    </w:p>
+    <w:p>
+      <w:pPr>
+        <w:pStyle w:val="Compact"/>
+        <w:numPr>
+          <w:ilvl w:val="1"/>
+          <w:numId w:val="1026"/>
+        </w:numPr>
+      </w:pPr>
+      <w:r>
+        <w:t xml:space="preserve">Reduce redundant data ink</w:t>
+      </w:r>
+    </w:p>
+    <w:p>
+      <w:pPr>
+        <w:pStyle w:val="Compact"/>
+        <w:numPr>
+          <w:ilvl w:val="0"/>
           <w:numId w:val="1025"/>
-        </w:numPr>
-      </w:pPr>
-      <w:r>
-        <w:t xml:space="preserve">Remove non-data ink</w:t>
-      </w:r>
-    </w:p>
-    <w:p>
-      <w:pPr>
-        <w:pStyle w:val="Compact"/>
-        <w:numPr>
-          <w:ilvl w:val="1"/>
-          <w:numId w:val="1025"/>
-        </w:numPr>
-      </w:pPr>
-      <w:r>
-        <w:t xml:space="preserve">Reduce redundant data ink</w:t>
-      </w:r>
-    </w:p>
-    <w:p>
-      <w:pPr>
-        <w:pStyle w:val="Compact"/>
-        <w:numPr>
-          <w:ilvl w:val="0"/>
-          <w:numId w:val="1024"/>
         </w:numPr>
       </w:pPr>
       <w:r>
@@ -4259,7 +4415,7 @@
       <w:r>
         <w:drawing>
           <wp:inline>
-            <wp:extent cx="4572000" cy="3657600"/>
+            <wp:extent cx="2743200" cy="2743200"/>
             <wp:effectExtent b="0" l="0" r="0" t="0"/>
             <wp:docPr descr="" title="" id="87" name="Picture"/>
             <a:graphic>
@@ -4280,7 +4436,7 @@
                   <pic:spPr bwMode="auto">
                     <a:xfrm>
                       <a:off x="0" y="0"/>
-                      <a:ext cx="4572000" cy="3657600"/>
+                      <a:ext cx="2743200" cy="2743200"/>
                     </a:xfrm>
                     <a:prstGeom prst="rect">
                       <a:avLst/>
@@ -4340,7 +4496,7 @@
         <w:pStyle w:val="Compact"/>
         <w:numPr>
           <w:ilvl w:val="0"/>
-          <w:numId w:val="1026"/>
+          <w:numId w:val="1027"/>
         </w:numPr>
       </w:pPr>
       <w:r>
@@ -4352,7 +4508,7 @@
         <w:pStyle w:val="Compact"/>
         <w:numPr>
           <w:ilvl w:val="0"/>
-          <w:numId w:val="1026"/>
+          <w:numId w:val="1027"/>
         </w:numPr>
       </w:pPr>
       <w:r>
@@ -4364,7 +4520,7 @@
         <w:pStyle w:val="Compact"/>
         <w:numPr>
           <w:ilvl w:val="0"/>
-          <w:numId w:val="1026"/>
+          <w:numId w:val="1027"/>
         </w:numPr>
       </w:pPr>
       <w:r>
@@ -4376,7 +4532,7 @@
         <w:pStyle w:val="Compact"/>
         <w:numPr>
           <w:ilvl w:val="0"/>
-          <w:numId w:val="1026"/>
+          <w:numId w:val="1027"/>
         </w:numPr>
       </w:pPr>
       <w:r>
@@ -4388,7 +4544,7 @@
         <w:pStyle w:val="Compact"/>
         <w:numPr>
           <w:ilvl w:val="0"/>
-          <w:numId w:val="1026"/>
+          <w:numId w:val="1027"/>
         </w:numPr>
       </w:pPr>
       <w:r>
@@ -4400,31 +4556,31 @@
         <w:pStyle w:val="Compact"/>
         <w:numPr>
           <w:ilvl w:val="1"/>
+          <w:numId w:val="1028"/>
+        </w:numPr>
+      </w:pPr>
+      <w:r>
+        <w:t xml:space="preserve">Remove non-data ink</w:t>
+      </w:r>
+    </w:p>
+    <w:p>
+      <w:pPr>
+        <w:pStyle w:val="Compact"/>
+        <w:numPr>
+          <w:ilvl w:val="1"/>
+          <w:numId w:val="1028"/>
+        </w:numPr>
+      </w:pPr>
+      <w:r>
+        <w:t xml:space="preserve">Reduce redundant data ink</w:t>
+      </w:r>
+    </w:p>
+    <w:p>
+      <w:pPr>
+        <w:pStyle w:val="Compact"/>
+        <w:numPr>
+          <w:ilvl w:val="0"/>
           <w:numId w:val="1027"/>
-        </w:numPr>
-      </w:pPr>
-      <w:r>
-        <w:t xml:space="preserve">Remove non-data ink</w:t>
-      </w:r>
-    </w:p>
-    <w:p>
-      <w:pPr>
-        <w:pStyle w:val="Compact"/>
-        <w:numPr>
-          <w:ilvl w:val="1"/>
-          <w:numId w:val="1027"/>
-        </w:numPr>
-      </w:pPr>
-      <w:r>
-        <w:t xml:space="preserve">Reduce redundant data ink</w:t>
-      </w:r>
-    </w:p>
-    <w:p>
-      <w:pPr>
-        <w:pStyle w:val="Compact"/>
-        <w:numPr>
-          <w:ilvl w:val="0"/>
-          <w:numId w:val="1026"/>
         </w:numPr>
       </w:pPr>
       <w:r>
@@ -4446,7 +4602,7 @@
       <w:r>
         <w:drawing>
           <wp:inline>
-            <wp:extent cx="4572000" cy="3657600"/>
+            <wp:extent cx="2743200" cy="2743200"/>
             <wp:effectExtent b="0" l="0" r="0" t="0"/>
             <wp:docPr descr="" title="" id="91" name="Picture"/>
             <a:graphic>
@@ -4467,7 +4623,7 @@
                   <pic:spPr bwMode="auto">
                     <a:xfrm>
                       <a:off x="0" y="0"/>
-                      <a:ext cx="4572000" cy="3657600"/>
+                      <a:ext cx="2743200" cy="2743200"/>
                     </a:xfrm>
                     <a:prstGeom prst="rect">
                       <a:avLst/>
@@ -4520,7 +4676,7 @@
         <w:pStyle w:val="Compact"/>
         <w:numPr>
           <w:ilvl w:val="0"/>
-          <w:numId w:val="1028"/>
+          <w:numId w:val="1029"/>
         </w:numPr>
       </w:pPr>
       <w:r>
@@ -4539,43 +4695,43 @@
         <w:pStyle w:val="Compact"/>
         <w:numPr>
           <w:ilvl w:val="1"/>
+          <w:numId w:val="1030"/>
+        </w:numPr>
+      </w:pPr>
+      <w:r>
+        <w:t xml:space="preserve">Non-zero baselines on bar charts</w:t>
+      </w:r>
+    </w:p>
+    <w:p>
+      <w:pPr>
+        <w:pStyle w:val="Compact"/>
+        <w:numPr>
+          <w:ilvl w:val="1"/>
+          <w:numId w:val="1030"/>
+        </w:numPr>
+      </w:pPr>
+      <w:r>
+        <w:t xml:space="preserve">3D effects that skew perspective</w:t>
+      </w:r>
+    </w:p>
+    <w:p>
+      <w:pPr>
+        <w:pStyle w:val="Compact"/>
+        <w:numPr>
+          <w:ilvl w:val="1"/>
+          <w:numId w:val="1030"/>
+        </w:numPr>
+      </w:pPr>
+      <w:r>
+        <w:t xml:space="preserve">Inappropriate scales</w:t>
+      </w:r>
+    </w:p>
+    <w:p>
+      <w:pPr>
+        <w:pStyle w:val="Compact"/>
+        <w:numPr>
+          <w:ilvl w:val="0"/>
           <w:numId w:val="1029"/>
-        </w:numPr>
-      </w:pPr>
-      <w:r>
-        <w:t xml:space="preserve">Non-zero baselines on bar charts</w:t>
-      </w:r>
-    </w:p>
-    <w:p>
-      <w:pPr>
-        <w:pStyle w:val="Compact"/>
-        <w:numPr>
-          <w:ilvl w:val="1"/>
-          <w:numId w:val="1029"/>
-        </w:numPr>
-      </w:pPr>
-      <w:r>
-        <w:t xml:space="preserve">3D effects that skew perspective</w:t>
-      </w:r>
-    </w:p>
-    <w:p>
-      <w:pPr>
-        <w:pStyle w:val="Compact"/>
-        <w:numPr>
-          <w:ilvl w:val="1"/>
-          <w:numId w:val="1029"/>
-        </w:numPr>
-      </w:pPr>
-      <w:r>
-        <w:t xml:space="preserve">Inappropriate scales</w:t>
-      </w:r>
-    </w:p>
-    <w:p>
-      <w:pPr>
-        <w:pStyle w:val="Compact"/>
-        <w:numPr>
-          <w:ilvl w:val="0"/>
-          <w:numId w:val="1028"/>
         </w:numPr>
       </w:pPr>
       <w:r>
@@ -4608,11 +4764,11 @@
         <w:pStyle w:val="Compact"/>
         <w:numPr>
           <w:ilvl w:val="1"/>
-          <w:numId w:val="1030"/>
-        </w:numPr>
-      </w:pPr>
-      <w:r>
-        <w:t xml:space="preserve">Too many gridlines</w:t>
+          <w:numId w:val="1031"/>
+        </w:numPr>
+      </w:pPr>
+      <w:r>
+        <w:t xml:space="preserve">Too many grid lines</w:t>
       </w:r>
     </w:p>
     <w:p>
@@ -4620,7 +4776,7 @@
         <w:pStyle w:val="Compact"/>
         <w:numPr>
           <w:ilvl w:val="1"/>
-          <w:numId w:val="1030"/>
+          <w:numId w:val="1031"/>
         </w:numPr>
       </w:pPr>
       <w:r>
@@ -4632,7 +4788,7 @@
         <w:pStyle w:val="Compact"/>
         <w:numPr>
           <w:ilvl w:val="1"/>
-          <w:numId w:val="1030"/>
+          <w:numId w:val="1031"/>
         </w:numPr>
       </w:pPr>
       <w:r>
@@ -4644,7 +4800,7 @@
         <w:pStyle w:val="Compact"/>
         <w:numPr>
           <w:ilvl w:val="0"/>
-          <w:numId w:val="1028"/>
+          <w:numId w:val="1029"/>
         </w:numPr>
       </w:pPr>
       <w:r>
@@ -4663,7 +4819,7 @@
         <w:pStyle w:val="Compact"/>
         <w:numPr>
           <w:ilvl w:val="1"/>
-          <w:numId w:val="1031"/>
+          <w:numId w:val="1032"/>
         </w:numPr>
       </w:pPr>
       <w:r>
@@ -4675,7 +4831,7 @@
         <w:pStyle w:val="Compact"/>
         <w:numPr>
           <w:ilvl w:val="1"/>
-          <w:numId w:val="1031"/>
+          <w:numId w:val="1032"/>
         </w:numPr>
       </w:pPr>
       <w:r>
@@ -4687,7 +4843,7 @@
         <w:pStyle w:val="Compact"/>
         <w:numPr>
           <w:ilvl w:val="1"/>
-          <w:numId w:val="1031"/>
+          <w:numId w:val="1032"/>
         </w:numPr>
       </w:pPr>
       <w:r>
@@ -4699,7 +4855,7 @@
         <w:pStyle w:val="Compact"/>
         <w:numPr>
           <w:ilvl w:val="0"/>
-          <w:numId w:val="1028"/>
+          <w:numId w:val="1029"/>
         </w:numPr>
       </w:pPr>
       <w:r>
@@ -4718,7 +4874,7 @@
         <w:pStyle w:val="Compact"/>
         <w:numPr>
           <w:ilvl w:val="1"/>
-          <w:numId w:val="1032"/>
+          <w:numId w:val="1033"/>
         </w:numPr>
       </w:pPr>
       <w:r>
@@ -4730,7 +4886,7 @@
         <w:pStyle w:val="Compact"/>
         <w:numPr>
           <w:ilvl w:val="1"/>
-          <w:numId w:val="1032"/>
+          <w:numId w:val="1033"/>
         </w:numPr>
       </w:pPr>
       <w:r>
@@ -4742,7 +4898,7 @@
         <w:pStyle w:val="Compact"/>
         <w:numPr>
           <w:ilvl w:val="1"/>
-          <w:numId w:val="1032"/>
+          <w:numId w:val="1033"/>
         </w:numPr>
       </w:pPr>
       <w:r>
@@ -4757,7 +4913,7 @@
       <w:r>
         <w:drawing>
           <wp:inline>
-            <wp:extent cx="4572000" cy="5486400"/>
+            <wp:extent cx="2743200" cy="2743200"/>
             <wp:effectExtent b="0" l="0" r="0" t="0"/>
             <wp:docPr descr="" title="" id="96" name="Picture"/>
             <a:graphic>
@@ -4778,7 +4934,7 @@
                   <pic:spPr bwMode="auto">
                     <a:xfrm>
                       <a:off x="0" y="0"/>
-                      <a:ext cx="4572000" cy="5486400"/>
+                      <a:ext cx="2743200" cy="2743200"/>
                     </a:xfrm>
                     <a:prstGeom prst="rect">
                       <a:avLst/>
@@ -5156,7 +5312,7 @@
         <w:pStyle w:val="Compact"/>
         <w:numPr>
           <w:ilvl w:val="0"/>
-          <w:numId w:val="1033"/>
+          <w:numId w:val="1034"/>
         </w:numPr>
       </w:pPr>
       <w:r>
@@ -5184,7 +5340,7 @@
         <w:pStyle w:val="Compact"/>
         <w:numPr>
           <w:ilvl w:val="1"/>
-          <w:numId w:val="1034"/>
+          <w:numId w:val="1035"/>
         </w:numPr>
       </w:pPr>
       <w:r>
@@ -5203,7 +5359,7 @@
         <w:pStyle w:val="Compact"/>
         <w:numPr>
           <w:ilvl w:val="1"/>
-          <w:numId w:val="1034"/>
+          <w:numId w:val="1035"/>
         </w:numPr>
       </w:pPr>
       <w:r>
@@ -5222,7 +5378,7 @@
         <w:pStyle w:val="Compact"/>
         <w:numPr>
           <w:ilvl w:val="1"/>
-          <w:numId w:val="1034"/>
+          <w:numId w:val="1035"/>
         </w:numPr>
       </w:pPr>
       <w:r>
@@ -5241,7 +5397,7 @@
         <w:pStyle w:val="Compact"/>
         <w:numPr>
           <w:ilvl w:val="1"/>
-          <w:numId w:val="1034"/>
+          <w:numId w:val="1035"/>
         </w:numPr>
       </w:pPr>
       <w:r>
@@ -5260,7 +5416,7 @@
         <w:pStyle w:val="Compact"/>
         <w:numPr>
           <w:ilvl w:val="1"/>
-          <w:numId w:val="1034"/>
+          <w:numId w:val="1035"/>
         </w:numPr>
       </w:pPr>
       <w:r>
@@ -5279,7 +5435,7 @@
         <w:pStyle w:val="Compact"/>
         <w:numPr>
           <w:ilvl w:val="1"/>
-          <w:numId w:val="1034"/>
+          <w:numId w:val="1035"/>
         </w:numPr>
       </w:pPr>
       <w:r>
@@ -5298,7 +5454,7 @@
         <w:pStyle w:val="Compact"/>
         <w:numPr>
           <w:ilvl w:val="1"/>
-          <w:numId w:val="1034"/>
+          <w:numId w:val="1035"/>
         </w:numPr>
       </w:pPr>
       <w:r>
@@ -5346,7 +5502,7 @@
         <w:pStyle w:val="Compact"/>
         <w:numPr>
           <w:ilvl w:val="0"/>
-          <w:numId w:val="1035"/>
+          <w:numId w:val="1036"/>
         </w:numPr>
       </w:pPr>
       <w:r>
@@ -5368,47 +5524,11 @@
         <w:pStyle w:val="Compact"/>
         <w:numPr>
           <w:ilvl w:val="1"/>
-          <w:numId w:val="1036"/>
+          <w:numId w:val="1037"/>
         </w:numPr>
       </w:pPr>
       <w:r>
         <w:t xml:space="preserve">x and y positions</w:t>
-      </w:r>
-    </w:p>
-    <w:p>
-      <w:pPr>
-        <w:pStyle w:val="Compact"/>
-        <w:numPr>
-          <w:ilvl w:val="1"/>
-          <w:numId w:val="1036"/>
-        </w:numPr>
-      </w:pPr>
-      <w:r>
-        <w:t xml:space="preserve">color, fill, shape, size, alpha</w:t>
-      </w:r>
-    </w:p>
-    <w:p>
-      <w:pPr>
-        <w:pStyle w:val="Compact"/>
-        <w:numPr>
-          <w:ilvl w:val="1"/>
-          <w:numId w:val="1036"/>
-        </w:numPr>
-      </w:pPr>
-      <w:r>
-        <w:t xml:space="preserve">group, linetype</w:t>
-      </w:r>
-    </w:p>
-    <w:p>
-      <w:pPr>
-        <w:pStyle w:val="Compact"/>
-        <w:numPr>
-          <w:ilvl w:val="0"/>
-          <w:numId w:val="1035"/>
-        </w:numPr>
-      </w:pPr>
-      <w:r>
-        <w:t xml:space="preserve">**Geometries (geom_*)** determine how data is displayed:</w:t>
       </w:r>
     </w:p>
     <w:p>
@@ -5420,13 +5540,7 @@
         </w:numPr>
       </w:pPr>
       <w:r>
-        <w:rPr>
-          <w:rStyle w:val="VerbatimChar"/>
-        </w:rPr>
-        <w:t xml:space="preserve">geom_point()</w:t>
-      </w:r>
-      <w:r>
-        <w:t xml:space="preserve">: Scatter plots</w:t>
+        <w:t xml:space="preserve">color, fill, shape, size, alpha</w:t>
       </w:r>
     </w:p>
     <w:p>
@@ -5438,9 +5552,51 @@
         </w:numPr>
       </w:pPr>
       <w:r>
+        <w:t xml:space="preserve">group, linetype</w:t>
+      </w:r>
+    </w:p>
+    <w:p>
+      <w:pPr>
+        <w:pStyle w:val="Compact"/>
+        <w:numPr>
+          <w:ilvl w:val="0"/>
+          <w:numId w:val="1036"/>
+        </w:numPr>
+      </w:pPr>
+      <w:r>
+        <w:t xml:space="preserve">**Geometries (geom_*)** determine how data is displayed:</w:t>
+      </w:r>
+    </w:p>
+    <w:p>
+      <w:pPr>
+        <w:pStyle w:val="Compact"/>
+        <w:numPr>
+          <w:ilvl w:val="1"/>
+          <w:numId w:val="1038"/>
+        </w:numPr>
+      </w:pPr>
+      <w:r>
         <w:rPr>
           <w:rStyle w:val="VerbatimChar"/>
         </w:rPr>
+        <w:t xml:space="preserve">geom_point()</w:t>
+      </w:r>
+      <w:r>
+        <w:t xml:space="preserve">: Scatter plots</w:t>
+      </w:r>
+    </w:p>
+    <w:p>
+      <w:pPr>
+        <w:pStyle w:val="Compact"/>
+        <w:numPr>
+          <w:ilvl w:val="1"/>
+          <w:numId w:val="1038"/>
+        </w:numPr>
+      </w:pPr>
+      <w:r>
+        <w:rPr>
+          <w:rStyle w:val="VerbatimChar"/>
+        </w:rPr>
         <w:t xml:space="preserve">geom_line()</w:t>
       </w:r>
       <w:r>
@@ -5452,7 +5608,7 @@
         <w:pStyle w:val="Compact"/>
         <w:numPr>
           <w:ilvl w:val="1"/>
-          <w:numId w:val="1037"/>
+          <w:numId w:val="1038"/>
         </w:numPr>
       </w:pPr>
       <w:r>
@@ -5470,7 +5626,7 @@
         <w:pStyle w:val="Compact"/>
         <w:numPr>
           <w:ilvl w:val="1"/>
-          <w:numId w:val="1037"/>
+          <w:numId w:val="1038"/>
         </w:numPr>
       </w:pPr>
       <w:r>
@@ -5488,7 +5644,7 @@
         <w:pStyle w:val="Compact"/>
         <w:numPr>
           <w:ilvl w:val="1"/>
-          <w:numId w:val="1037"/>
+          <w:numId w:val="1038"/>
         </w:numPr>
       </w:pPr>
       <w:r>
@@ -5506,7 +5662,7 @@
         <w:pStyle w:val="Compact"/>
         <w:numPr>
           <w:ilvl w:val="1"/>
-          <w:numId w:val="1037"/>
+          <w:numId w:val="1038"/>
         </w:numPr>
       </w:pPr>
       <w:r>
@@ -5524,7 +5680,7 @@
         <w:pStyle w:val="Compact"/>
         <w:numPr>
           <w:ilvl w:val="0"/>
-          <w:numId w:val="1035"/>
+          <w:numId w:val="1036"/>
         </w:numPr>
       </w:pPr>
       <w:r>
@@ -5546,7 +5702,7 @@
         <w:pStyle w:val="Compact"/>
         <w:numPr>
           <w:ilvl w:val="1"/>
-          <w:numId w:val="1038"/>
+          <w:numId w:val="1039"/>
         </w:numPr>
       </w:pPr>
       <w:r>
@@ -5564,7 +5720,7 @@
         <w:pStyle w:val="Compact"/>
         <w:numPr>
           <w:ilvl w:val="1"/>
-          <w:numId w:val="1038"/>
+          <w:numId w:val="1039"/>
         </w:numPr>
       </w:pPr>
       <w:r>
@@ -5582,7 +5738,7 @@
         <w:pStyle w:val="Compact"/>
         <w:numPr>
           <w:ilvl w:val="1"/>
-          <w:numId w:val="1038"/>
+          <w:numId w:val="1039"/>
         </w:numPr>
       </w:pPr>
       <w:r>
@@ -5600,7 +5756,7 @@
         <w:pStyle w:val="Compact"/>
         <w:numPr>
           <w:ilvl w:val="0"/>
-          <w:numId w:val="1035"/>
+          <w:numId w:val="1036"/>
         </w:numPr>
       </w:pPr>
       <w:r>
@@ -5622,7 +5778,7 @@
         <w:pStyle w:val="Compact"/>
         <w:numPr>
           <w:ilvl w:val="1"/>
-          <w:numId w:val="1039"/>
+          <w:numId w:val="1040"/>
         </w:numPr>
       </w:pPr>
       <w:r>
@@ -5640,7 +5796,7 @@
         <w:pStyle w:val="Compact"/>
         <w:numPr>
           <w:ilvl w:val="1"/>
-          <w:numId w:val="1039"/>
+          <w:numId w:val="1040"/>
         </w:numPr>
       </w:pPr>
       <w:r>
@@ -5678,7 +5834,7 @@
       <w:pPr>
         <w:numPr>
           <w:ilvl w:val="0"/>
-          <w:numId w:val="1040"/>
+          <w:numId w:val="1041"/>
         </w:numPr>
       </w:pPr>
       <w:r>
@@ -5738,7 +5894,7 @@
       <w:pPr>
         <w:numPr>
           <w:ilvl w:val="0"/>
-          <w:numId w:val="1040"/>
+          <w:numId w:val="1041"/>
         </w:numPr>
       </w:pPr>
       <w:r>
@@ -5771,7 +5927,7 @@
       <w:pPr>
         <w:numPr>
           <w:ilvl w:val="0"/>
-          <w:numId w:val="1040"/>
+          <w:numId w:val="1041"/>
         </w:numPr>
       </w:pPr>
       <w:r>
@@ -5840,7 +5996,7 @@
       <w:pPr>
         <w:numPr>
           <w:ilvl w:val="0"/>
-          <w:numId w:val="1040"/>
+          <w:numId w:val="1041"/>
         </w:numPr>
       </w:pPr>
       <w:r>
@@ -6219,7 +6375,7 @@
         <w:pStyle w:val="Compact"/>
         <w:numPr>
           <w:ilvl w:val="0"/>
-          <w:numId w:val="1041"/>
+          <w:numId w:val="1042"/>
         </w:numPr>
       </w:pPr>
       <w:r>
@@ -6241,43 +6397,43 @@
         <w:pStyle w:val="Compact"/>
         <w:numPr>
           <w:ilvl w:val="1"/>
+          <w:numId w:val="1043"/>
+        </w:numPr>
+      </w:pPr>
+      <w:r>
+        <w:t xml:space="preserve">Consistent naming conventions</w:t>
+      </w:r>
+    </w:p>
+    <w:p>
+      <w:pPr>
+        <w:pStyle w:val="Compact"/>
+        <w:numPr>
+          <w:ilvl w:val="1"/>
+          <w:numId w:val="1043"/>
+        </w:numPr>
+      </w:pPr>
+      <w:r>
+        <w:t xml:space="preserve">Good organization</w:t>
+      </w:r>
+    </w:p>
+    <w:p>
+      <w:pPr>
+        <w:pStyle w:val="Compact"/>
+        <w:numPr>
+          <w:ilvl w:val="1"/>
+          <w:numId w:val="1043"/>
+        </w:numPr>
+      </w:pPr>
+      <w:r>
+        <w:t xml:space="preserve">Regular backups</w:t>
+      </w:r>
+    </w:p>
+    <w:p>
+      <w:pPr>
+        <w:pStyle w:val="Compact"/>
+        <w:numPr>
+          <w:ilvl w:val="0"/>
           <w:numId w:val="1042"/>
-        </w:numPr>
-      </w:pPr>
-      <w:r>
-        <w:t xml:space="preserve">Consistent naming conventions</w:t>
-      </w:r>
-    </w:p>
-    <w:p>
-      <w:pPr>
-        <w:pStyle w:val="Compact"/>
-        <w:numPr>
-          <w:ilvl w:val="1"/>
-          <w:numId w:val="1042"/>
-        </w:numPr>
-      </w:pPr>
-      <w:r>
-        <w:t xml:space="preserve">Good organization</w:t>
-      </w:r>
-    </w:p>
-    <w:p>
-      <w:pPr>
-        <w:pStyle w:val="Compact"/>
-        <w:numPr>
-          <w:ilvl w:val="1"/>
-          <w:numId w:val="1042"/>
-        </w:numPr>
-      </w:pPr>
-      <w:r>
-        <w:t xml:space="preserve">Regular backups</w:t>
-      </w:r>
-    </w:p>
-    <w:p>
-      <w:pPr>
-        <w:pStyle w:val="Compact"/>
-        <w:numPr>
-          <w:ilvl w:val="0"/>
-          <w:numId w:val="1041"/>
         </w:numPr>
       </w:pPr>
       <w:r>
@@ -6299,7 +6455,7 @@
         <w:pStyle w:val="Compact"/>
         <w:numPr>
           <w:ilvl w:val="1"/>
-          <w:numId w:val="1043"/>
+          <w:numId w:val="1044"/>
         </w:numPr>
       </w:pPr>
       <w:r>
@@ -6311,7 +6467,7 @@
         <w:pStyle w:val="Compact"/>
         <w:numPr>
           <w:ilvl w:val="1"/>
-          <w:numId w:val="1043"/>
+          <w:numId w:val="1044"/>
         </w:numPr>
       </w:pPr>
       <w:r>
@@ -6323,7 +6479,7 @@
         <w:pStyle w:val="Compact"/>
         <w:numPr>
           <w:ilvl w:val="1"/>
-          <w:numId w:val="1043"/>
+          <w:numId w:val="1044"/>
         </w:numPr>
       </w:pPr>
       <w:r>
@@ -6335,7 +6491,7 @@
         <w:pStyle w:val="Compact"/>
         <w:numPr>
           <w:ilvl w:val="0"/>
-          <w:numId w:val="1041"/>
+          <w:numId w:val="1042"/>
         </w:numPr>
       </w:pPr>
       <w:r>
@@ -6357,7 +6513,7 @@
         <w:pStyle w:val="Compact"/>
         <w:numPr>
           <w:ilvl w:val="1"/>
-          <w:numId w:val="1044"/>
+          <w:numId w:val="1045"/>
         </w:numPr>
       </w:pPr>
       <w:r>
@@ -6369,7 +6525,7 @@
         <w:pStyle w:val="Compact"/>
         <w:numPr>
           <w:ilvl w:val="1"/>
-          <w:numId w:val="1044"/>
+          <w:numId w:val="1045"/>
         </w:numPr>
       </w:pPr>
       <w:r>
@@ -6381,7 +6537,7 @@
         <w:pStyle w:val="Compact"/>
         <w:numPr>
           <w:ilvl w:val="1"/>
-          <w:numId w:val="1044"/>
+          <w:numId w:val="1045"/>
         </w:numPr>
       </w:pPr>
       <w:r>
@@ -6393,7 +6549,7 @@
         <w:pStyle w:val="Compact"/>
         <w:numPr>
           <w:ilvl w:val="1"/>
-          <w:numId w:val="1044"/>
+          <w:numId w:val="1045"/>
         </w:numPr>
       </w:pPr>
       <w:r>
@@ -6405,7 +6561,7 @@
         <w:pStyle w:val="Compact"/>
         <w:numPr>
           <w:ilvl w:val="0"/>
-          <w:numId w:val="1041"/>
+          <w:numId w:val="1042"/>
         </w:numPr>
       </w:pPr>
       <w:r>
@@ -6427,7 +6583,7 @@
         <w:pStyle w:val="Compact"/>
         <w:numPr>
           <w:ilvl w:val="1"/>
-          <w:numId w:val="1045"/>
+          <w:numId w:val="1046"/>
         </w:numPr>
       </w:pPr>
       <w:r>
@@ -6439,7 +6595,7 @@
         <w:pStyle w:val="Compact"/>
         <w:numPr>
           <w:ilvl w:val="1"/>
-          <w:numId w:val="1045"/>
+          <w:numId w:val="1046"/>
         </w:numPr>
       </w:pPr>
       <w:r>
@@ -6451,7 +6607,7 @@
         <w:pStyle w:val="Compact"/>
         <w:numPr>
           <w:ilvl w:val="1"/>
-          <w:numId w:val="1045"/>
+          <w:numId w:val="1046"/>
         </w:numPr>
       </w:pPr>
       <w:r>
@@ -6473,7 +6629,7 @@
         <w:pStyle w:val="Compact"/>
         <w:numPr>
           <w:ilvl w:val="0"/>
-          <w:numId w:val="1046"/>
+          <w:numId w:val="1047"/>
         </w:numPr>
       </w:pPr>
       <w:r>
@@ -6485,7 +6641,7 @@
         <w:pStyle w:val="Compact"/>
         <w:numPr>
           <w:ilvl w:val="0"/>
-          <w:numId w:val="1046"/>
+          <w:numId w:val="1047"/>
         </w:numPr>
       </w:pPr>
       <w:r>
@@ -6497,7 +6653,7 @@
         <w:pStyle w:val="Compact"/>
         <w:numPr>
           <w:ilvl w:val="0"/>
-          <w:numId w:val="1046"/>
+          <w:numId w:val="1047"/>
         </w:numPr>
       </w:pPr>
       <w:r>
@@ -6509,7 +6665,7 @@
         <w:pStyle w:val="Compact"/>
         <w:numPr>
           <w:ilvl w:val="0"/>
-          <w:numId w:val="1046"/>
+          <w:numId w:val="1047"/>
         </w:numPr>
       </w:pPr>
       <w:r>
@@ -6895,6 +7051,9 @@
     <w:abstractNumId w:val="991"/>
   </w:num>
   <w:num w:numId="1008">
+    <w:abstractNumId w:val="991"/>
+  </w:num>
+  <w:num w:numId="1009">
     <w:abstractNumId w:val="99411"/>
     <w:lvlOverride w:ilvl="0">
       <w:startOverride w:val="1"/>
@@ -6923,42 +7082,12 @@
     <w:lvlOverride w:ilvl="8">
       <w:startOverride w:val="1"/>
     </w:lvlOverride>
-  </w:num>
-  <w:num w:numId="1009">
-    <w:abstractNumId w:val="991"/>
   </w:num>
   <w:num w:numId="1010">
     <w:abstractNumId w:val="991"/>
   </w:num>
   <w:num w:numId="1011">
-    <w:abstractNumId w:val="99411"/>
-    <w:lvlOverride w:ilvl="0">
-      <w:startOverride w:val="1"/>
-    </w:lvlOverride>
-    <w:lvlOverride w:ilvl="1">
-      <w:startOverride w:val="1"/>
-    </w:lvlOverride>
-    <w:lvlOverride w:ilvl="2">
-      <w:startOverride w:val="1"/>
-    </w:lvlOverride>
-    <w:lvlOverride w:ilvl="3">
-      <w:startOverride w:val="1"/>
-    </w:lvlOverride>
-    <w:lvlOverride w:ilvl="4">
-      <w:startOverride w:val="1"/>
-    </w:lvlOverride>
-    <w:lvlOverride w:ilvl="5">
-      <w:startOverride w:val="1"/>
-    </w:lvlOverride>
-    <w:lvlOverride w:ilvl="6">
-      <w:startOverride w:val="1"/>
-    </w:lvlOverride>
-    <w:lvlOverride w:ilvl="7">
-      <w:startOverride w:val="1"/>
-    </w:lvlOverride>
-    <w:lvlOverride w:ilvl="8">
-      <w:startOverride w:val="1"/>
-    </w:lvlOverride>
+    <w:abstractNumId w:val="991"/>
   </w:num>
   <w:num w:numId="1012">
     <w:abstractNumId w:val="99411"/>
@@ -7021,7 +7150,34 @@
     </w:lvlOverride>
   </w:num>
   <w:num w:numId="1014">
-    <w:abstractNumId w:val="991"/>
+    <w:abstractNumId w:val="99411"/>
+    <w:lvlOverride w:ilvl="0">
+      <w:startOverride w:val="1"/>
+    </w:lvlOverride>
+    <w:lvlOverride w:ilvl="1">
+      <w:startOverride w:val="1"/>
+    </w:lvlOverride>
+    <w:lvlOverride w:ilvl="2">
+      <w:startOverride w:val="1"/>
+    </w:lvlOverride>
+    <w:lvlOverride w:ilvl="3">
+      <w:startOverride w:val="1"/>
+    </w:lvlOverride>
+    <w:lvlOverride w:ilvl="4">
+      <w:startOverride w:val="1"/>
+    </w:lvlOverride>
+    <w:lvlOverride w:ilvl="5">
+      <w:startOverride w:val="1"/>
+    </w:lvlOverride>
+    <w:lvlOverride w:ilvl="6">
+      <w:startOverride w:val="1"/>
+    </w:lvlOverride>
+    <w:lvlOverride w:ilvl="7">
+      <w:startOverride w:val="1"/>
+    </w:lvlOverride>
+    <w:lvlOverride w:ilvl="8">
+      <w:startOverride w:val="1"/>
+    </w:lvlOverride>
   </w:num>
   <w:num w:numId="1015">
     <w:abstractNumId w:val="991"/>
@@ -7036,6 +7192,9 @@
     <w:abstractNumId w:val="991"/>
   </w:num>
   <w:num w:numId="1019">
+    <w:abstractNumId w:val="991"/>
+  </w:num>
+  <w:num w:numId="1020">
     <w:abstractNumId w:val="99411"/>
     <w:lvlOverride w:ilvl="0">
       <w:startOverride w:val="1"/>
@@ -7064,9 +7223,6 @@
     <w:lvlOverride w:ilvl="8">
       <w:startOverride w:val="1"/>
     </w:lvlOverride>
-  </w:num>
-  <w:num w:numId="1020">
-    <w:abstractNumId w:val="991"/>
   </w:num>
   <w:num w:numId="1021">
     <w:abstractNumId w:val="991"/>
@@ -7090,6 +7246,9 @@
     <w:abstractNumId w:val="991"/>
   </w:num>
   <w:num w:numId="1028">
+    <w:abstractNumId w:val="991"/>
+  </w:num>
+  <w:num w:numId="1029">
     <w:abstractNumId w:val="99411"/>
     <w:lvlOverride w:ilvl="0">
       <w:startOverride w:val="1"/>
@@ -7118,9 +7277,6 @@
     <w:lvlOverride w:ilvl="8">
       <w:startOverride w:val="1"/>
     </w:lvlOverride>
-  </w:num>
-  <w:num w:numId="1029">
-    <w:abstractNumId w:val="991"/>
   </w:num>
   <w:num w:numId="1030">
     <w:abstractNumId w:val="991"/>
@@ -7135,34 +7291,7 @@
     <w:abstractNumId w:val="991"/>
   </w:num>
   <w:num w:numId="1034">
-    <w:abstractNumId w:val="99411"/>
-    <w:lvlOverride w:ilvl="0">
-      <w:startOverride w:val="1"/>
-    </w:lvlOverride>
-    <w:lvlOverride w:ilvl="1">
-      <w:startOverride w:val="1"/>
-    </w:lvlOverride>
-    <w:lvlOverride w:ilvl="2">
-      <w:startOverride w:val="1"/>
-    </w:lvlOverride>
-    <w:lvlOverride w:ilvl="3">
-      <w:startOverride w:val="1"/>
-    </w:lvlOverride>
-    <w:lvlOverride w:ilvl="4">
-      <w:startOverride w:val="1"/>
-    </w:lvlOverride>
-    <w:lvlOverride w:ilvl="5">
-      <w:startOverride w:val="1"/>
-    </w:lvlOverride>
-    <w:lvlOverride w:ilvl="6">
-      <w:startOverride w:val="1"/>
-    </w:lvlOverride>
-    <w:lvlOverride w:ilvl="7">
-      <w:startOverride w:val="1"/>
-    </w:lvlOverride>
-    <w:lvlOverride w:ilvl="8">
-      <w:startOverride w:val="1"/>
-    </w:lvlOverride>
+    <w:abstractNumId w:val="991"/>
   </w:num>
   <w:num w:numId="1035">
     <w:abstractNumId w:val="99411"/>
@@ -7195,7 +7324,34 @@
     </w:lvlOverride>
   </w:num>
   <w:num w:numId="1036">
-    <w:abstractNumId w:val="991"/>
+    <w:abstractNumId w:val="99411"/>
+    <w:lvlOverride w:ilvl="0">
+      <w:startOverride w:val="1"/>
+    </w:lvlOverride>
+    <w:lvlOverride w:ilvl="1">
+      <w:startOverride w:val="1"/>
+    </w:lvlOverride>
+    <w:lvlOverride w:ilvl="2">
+      <w:startOverride w:val="1"/>
+    </w:lvlOverride>
+    <w:lvlOverride w:ilvl="3">
+      <w:startOverride w:val="1"/>
+    </w:lvlOverride>
+    <w:lvlOverride w:ilvl="4">
+      <w:startOverride w:val="1"/>
+    </w:lvlOverride>
+    <w:lvlOverride w:ilvl="5">
+      <w:startOverride w:val="1"/>
+    </w:lvlOverride>
+    <w:lvlOverride w:ilvl="6">
+      <w:startOverride w:val="1"/>
+    </w:lvlOverride>
+    <w:lvlOverride w:ilvl="7">
+      <w:startOverride w:val="1"/>
+    </w:lvlOverride>
+    <w:lvlOverride w:ilvl="8">
+      <w:startOverride w:val="1"/>
+    </w:lvlOverride>
   </w:num>
   <w:num w:numId="1037">
     <w:abstractNumId w:val="991"/>
@@ -7207,34 +7363,7 @@
     <w:abstractNumId w:val="991"/>
   </w:num>
   <w:num w:numId="1040">
-    <w:abstractNumId w:val="99411"/>
-    <w:lvlOverride w:ilvl="0">
-      <w:startOverride w:val="1"/>
-    </w:lvlOverride>
-    <w:lvlOverride w:ilvl="1">
-      <w:startOverride w:val="1"/>
-    </w:lvlOverride>
-    <w:lvlOverride w:ilvl="2">
-      <w:startOverride w:val="1"/>
-    </w:lvlOverride>
-    <w:lvlOverride w:ilvl="3">
-      <w:startOverride w:val="1"/>
-    </w:lvlOverride>
-    <w:lvlOverride w:ilvl="4">
-      <w:startOverride w:val="1"/>
-    </w:lvlOverride>
-    <w:lvlOverride w:ilvl="5">
-      <w:startOverride w:val="1"/>
-    </w:lvlOverride>
-    <w:lvlOverride w:ilvl="6">
-      <w:startOverride w:val="1"/>
-    </w:lvlOverride>
-    <w:lvlOverride w:ilvl="7">
-      <w:startOverride w:val="1"/>
-    </w:lvlOverride>
-    <w:lvlOverride w:ilvl="8">
-      <w:startOverride w:val="1"/>
-    </w:lvlOverride>
+    <w:abstractNumId w:val="991"/>
   </w:num>
   <w:num w:numId="1041">
     <w:abstractNumId w:val="99411"/>
@@ -7267,7 +7396,34 @@
     </w:lvlOverride>
   </w:num>
   <w:num w:numId="1042">
-    <w:abstractNumId w:val="991"/>
+    <w:abstractNumId w:val="99411"/>
+    <w:lvlOverride w:ilvl="0">
+      <w:startOverride w:val="1"/>
+    </w:lvlOverride>
+    <w:lvlOverride w:ilvl="1">
+      <w:startOverride w:val="1"/>
+    </w:lvlOverride>
+    <w:lvlOverride w:ilvl="2">
+      <w:startOverride w:val="1"/>
+    </w:lvlOverride>
+    <w:lvlOverride w:ilvl="3">
+      <w:startOverride w:val="1"/>
+    </w:lvlOverride>
+    <w:lvlOverride w:ilvl="4">
+      <w:startOverride w:val="1"/>
+    </w:lvlOverride>
+    <w:lvlOverride w:ilvl="5">
+      <w:startOverride w:val="1"/>
+    </w:lvlOverride>
+    <w:lvlOverride w:ilvl="6">
+      <w:startOverride w:val="1"/>
+    </w:lvlOverride>
+    <w:lvlOverride w:ilvl="7">
+      <w:startOverride w:val="1"/>
+    </w:lvlOverride>
+    <w:lvlOverride w:ilvl="8">
+      <w:startOverride w:val="1"/>
+    </w:lvlOverride>
   </w:num>
   <w:num w:numId="1043">
     <w:abstractNumId w:val="991"/>
@@ -7279,6 +7435,9 @@
     <w:abstractNumId w:val="991"/>
   </w:num>
   <w:num w:numId="1046">
+    <w:abstractNumId w:val="991"/>
+  </w:num>
+  <w:num w:numId="1047">
     <w:abstractNumId w:val="991"/>
   </w:num>
 </w:numbering>
